--- a/Project Documentation/8. Project Demonstration/Demo_Script.docx
+++ b/Project Documentation/8. Project Demonstration/Demo_Script.docx
@@ -46,7 +46,7 @@
           <w:left w:w="10" w:type="dxa"/>
           <w:right w:w="10" w:type="dxa"/>
         </w:tblCellMar>
-        <w:tblLook w:val="0000" w:firstRow="0" w:lastRow="0" w:firstColumn="0" w:lastColumn="0" w:noHBand="0" w:noVBand="0"/>
+        <w:tblLook w:val="04A0" w:firstRow="1" w:lastRow="0" w:firstColumn="1" w:lastColumn="0" w:noHBand="0" w:noVBand="1"/>
       </w:tblPr>
       <w:tblGrid>
         <w:gridCol w:w="2805"/>
@@ -160,7 +160,7 @@
                 <w:sz w:val="22"/>
                 <w:szCs w:val="22"/>
               </w:rPr>
-              <w:t xml:space="preserve">Smart Lender </w:t>
+              <w:t>Smart Lender</w:t>
             </w:r>
           </w:p>
         </w:tc>
@@ -228,23 +228,7 @@
           <w:sz w:val="22"/>
           <w:szCs w:val="22"/>
         </w:rPr>
-        <w:t xml:space="preserve">This script walks through a live demonstration of Smart Lender, step by step, with suggested talking points for each action. Every step below was </w:t>
-      </w:r>
-      <w:proofErr w:type="gramStart"/>
-      <w:r>
-        <w:rPr>
-          <w:sz w:val="22"/>
-          <w:szCs w:val="22"/>
-        </w:rPr>
-        <w:t>actually executed</w:t>
-      </w:r>
-      <w:proofErr w:type="gramEnd"/>
-      <w:r>
-        <w:rPr>
-          <w:sz w:val="22"/>
-          <w:szCs w:val="22"/>
-        </w:rPr>
-        <w:t xml:space="preserve"> against the running application during the Project Testing phase and produced the stated result — this is not a hypothetical walkthrough.</w:t>
+        <w:t>This script walks through a live demonstration of Smart Lender, step by step, with suggested talking points for each action. Every step below was actually executed against the running application during the Project Testing phase and produced the stated result — this is not a hypothetical walkthrough.</w:t>
       </w:r>
     </w:p>
     <w:p>
@@ -292,39 +276,7 @@
           <w:sz w:val="22"/>
           <w:szCs w:val="22"/>
         </w:rPr>
-        <w:t>Confirm models/</w:t>
-      </w:r>
-      <w:proofErr w:type="spellStart"/>
-      <w:r>
-        <w:rPr>
-          <w:sz w:val="22"/>
-          <w:szCs w:val="22"/>
-        </w:rPr>
-        <w:t>best_loan_model.pkl</w:t>
-      </w:r>
-      <w:proofErr w:type="spellEnd"/>
-      <w:r>
-        <w:rPr>
-          <w:sz w:val="22"/>
-          <w:szCs w:val="22"/>
-        </w:rPr>
-        <w:t xml:space="preserve"> and models/</w:t>
-      </w:r>
-      <w:proofErr w:type="spellStart"/>
-      <w:r>
-        <w:rPr>
-          <w:sz w:val="22"/>
-          <w:szCs w:val="22"/>
-        </w:rPr>
-        <w:t>scaler.pkl</w:t>
-      </w:r>
-      <w:proofErr w:type="spellEnd"/>
-      <w:r>
-        <w:rPr>
-          <w:sz w:val="22"/>
-          <w:szCs w:val="22"/>
-        </w:rPr>
-        <w:t xml:space="preserve"> are present (no retraining needed for the demo).</w:t>
+        <w:t>Confirm models/best_loan_model.pkl and models/scaler.pkl are present (no retraining needed for the demo).</w:t>
       </w:r>
     </w:p>
     <w:p>
@@ -390,7 +342,7 @@
           <w:left w:w="10" w:type="dxa"/>
           <w:right w:w="10" w:type="dxa"/>
         </w:tblCellMar>
-        <w:tblLook w:val="0000" w:firstRow="0" w:lastRow="0" w:firstColumn="0" w:lastColumn="0" w:noHBand="0" w:noVBand="0"/>
+        <w:tblLook w:val="04A0" w:firstRow="1" w:lastRow="0" w:firstColumn="1" w:lastColumn="0" w:noHBand="0" w:noVBand="1"/>
       </w:tblPr>
       <w:tblGrid>
         <w:gridCol w:w="561"/>
@@ -715,23 +667,7 @@
                 <w:sz w:val="17"/>
                 <w:szCs w:val="17"/>
               </w:rPr>
-              <w:t xml:space="preserve">“And here's the result — instantly. No queue, no wait. The officer can fast-track this application with confidence, backed by a model that was </w:t>
-            </w:r>
-            <w:proofErr w:type="gramStart"/>
-            <w:r>
-              <w:rPr>
-                <w:sz w:val="17"/>
-                <w:szCs w:val="17"/>
-              </w:rPr>
-              <w:t>cross-validated</w:t>
-            </w:r>
-            <w:proofErr w:type="gramEnd"/>
-            <w:r>
-              <w:rPr>
-                <w:sz w:val="17"/>
-                <w:szCs w:val="17"/>
-              </w:rPr>
-              <w:t xml:space="preserve"> against three other algorithms before being selected.”</w:t>
+              <w:t>“And here's the result — instantly. No queue, no wait. The officer can fast-track this application with confidence, backed by a model that was cross-validated against three other algorithms before being selected.”</w:t>
             </w:r>
           </w:p>
         </w:tc>
@@ -909,32 +845,7 @@
                 <w:sz w:val="17"/>
                 <w:szCs w:val="17"/>
               </w:rPr>
-              <w:t xml:space="preserve">(Technical audience) Briefly show </w:t>
-            </w:r>
-            <w:proofErr w:type="spellStart"/>
-            <w:r>
-              <w:rPr>
-                <w:sz w:val="17"/>
-                <w:szCs w:val="17"/>
-              </w:rPr>
-              <w:t>model_</w:t>
-            </w:r>
-            <w:proofErr w:type="gramStart"/>
-            <w:r>
-              <w:rPr>
-                <w:sz w:val="17"/>
-                <w:szCs w:val="17"/>
-              </w:rPr>
-              <w:t>building.ipynb</w:t>
-            </w:r>
-            <w:proofErr w:type="spellEnd"/>
-            <w:proofErr w:type="gramEnd"/>
-            <w:r>
-              <w:rPr>
-                <w:sz w:val="17"/>
-                <w:szCs w:val="17"/>
-              </w:rPr>
-              <w:t>.</w:t>
+              <w:t>(Technical audience) Briefly show model_building.ipynb.</w:t>
             </w:r>
           </w:p>
         </w:tc>
@@ -1048,36 +959,43 @@
                 <w:sz w:val="17"/>
                 <w:szCs w:val="17"/>
               </w:rPr>
+              <w:t>9</w:t>
+            </w:r>
+          </w:p>
+        </w:tc>
+        <w:tc>
+          <w:tcPr>
+            <w:tcW w:w="1500" w:type="pct"/>
+          </w:tcPr>
+          <w:p>
+            <w:r>
+              <w:rPr>
+                <w:sz w:val="17"/>
+                <w:szCs w:val="17"/>
+              </w:rPr>
+              <w:t>Close by proactively noting the fix that was made.</w:t>
+            </w:r>
+          </w:p>
+        </w:tc>
+        <w:tc>
+          <w:tcPr>
+            <w:tcW w:w="2700" w:type="pct"/>
+          </w:tcPr>
+          <w:p>
+            <w:r>
+              <w:rPr>
+                <w:sz w:val="17"/>
+                <w:szCs w:val="17"/>
+              </w:rPr>
+              <w:t xml:space="preserve">“One thing worth mentioning: our testing actually caught a validation gap early on — a malformed submission used to crash the server. We fixed it </w:t>
+            </w:r>
+            <w:r>
+              <w:rPr>
+                <w:sz w:val="17"/>
+                <w:szCs w:val="17"/>
+              </w:rPr>
               <w:lastRenderedPageBreak/>
-              <w:t>9</w:t>
-            </w:r>
-          </w:p>
-        </w:tc>
-        <w:tc>
-          <w:tcPr>
-            <w:tcW w:w="1500" w:type="pct"/>
-          </w:tcPr>
-          <w:p>
-            <w:r>
-              <w:rPr>
-                <w:sz w:val="17"/>
-                <w:szCs w:val="17"/>
-              </w:rPr>
-              <w:t>Close with the one open limitation, stated proactively.</w:t>
-            </w:r>
-          </w:p>
-        </w:tc>
-        <w:tc>
-          <w:tcPr>
-            <w:tcW w:w="2700" w:type="pct"/>
-          </w:tcPr>
-          <w:p>
-            <w:r>
-              <w:rPr>
-                <w:sz w:val="17"/>
-                <w:szCs w:val="17"/>
-              </w:rPr>
-              <w:t>“One honest caveat: the form doesn't validate malformed input server-side yet — that's a known, scoped fix, documented in our testing report, not a hidden gap.”</w:t>
+              <w:t>and re-tested live, so now it returns a clear error message instead. That's the kind of thing we want testing to catch.”</w:t>
             </w:r>
           </w:p>
         </w:tc>
@@ -1091,6 +1009,7 @@
                 <w:sz w:val="17"/>
                 <w:szCs w:val="17"/>
               </w:rPr>
+              <w:lastRenderedPageBreak/>
               <w:t>30s</w:t>
             </w:r>
           </w:p>
@@ -1136,10 +1055,10 @@
 <file path=word/numbering.xml><?xml version="1.0" encoding="utf-8"?>
 <w:numbering xmlns:wpc="http://schemas.microsoft.com/office/word/2010/wordprocessingCanvas" xmlns:cx="http://schemas.microsoft.com/office/drawing/2014/chartex" xmlns:cx1="http://schemas.microsoft.com/office/drawing/2015/9/8/chartex" xmlns:cx2="http://schemas.microsoft.com/office/drawing/2015/10/21/chartex" xmlns:cx3="http://schemas.microsoft.com/office/drawing/2016/5/9/chartex" xmlns:cx4="http://schemas.microsoft.com/office/drawing/2016/5/10/chartex" xmlns:cx5="http://schemas.microsoft.com/office/drawing/2016/5/11/chartex" xmlns:cx6="http://schemas.microsoft.com/office/drawing/2016/5/12/chartex" xmlns:cx7="http://schemas.microsoft.com/office/drawing/2016/5/13/chartex" xmlns:cx8="http://schemas.microsoft.com/office/drawing/2016/5/14/chartex" xmlns:mc="http://schemas.openxmlformats.org/markup-compatibility/2006" xmlns:aink="http://schemas.microsoft.com/office/drawing/2016/ink" xmlns:am3d="http://schemas.microsoft.com/office/drawing/2017/model3d" xmlns:o="urn:schemas-microsoft-com:office:office" xmlns:oel="http://schemas.microsoft.com/office/2019/extlst" xmlns:r="http://schemas.openxmlformats.org/officeDocument/2006/relationships" xmlns:m="http://schemas.openxmlformats.org/officeDocument/2006/math" xmlns:v="urn:schemas-microsoft-com:vml" xmlns:wp14="http://schemas.microsoft.com/office/word/2010/wordprocessingDrawing" xmlns:wp="http://schemas.openxmlformats.org/drawingml/2006/wordprocessingDrawing" xmlns:w10="urn:schemas-microsoft-com:office:word" xmlns:w="http://schemas.openxmlformats.org/wordprocessingml/2006/main" xmlns:w14="http://schemas.microsoft.com/office/word/2010/wordml" xmlns:w15="http://schemas.microsoft.com/office/word/2012/wordml" xmlns:w16cex="http://schemas.microsoft.com/office/word/2018/wordml/cex" xmlns:w16cid="http://schemas.microsoft.com/office/word/2016/wordml/cid" xmlns:w16="http://schemas.microsoft.com/office/word/2018/wordml" xmlns:w16du="http://schemas.microsoft.com/office/word/2023/wordml/word16du" xmlns:w16sdtdh="http://schemas.microsoft.com/office/word/2020/wordml/sdtdatahash" xmlns:w16sdtfl="http://schemas.microsoft.com/office/word/2024/wordml/sdtformatlock" xmlns:w16se="http://schemas.microsoft.com/office/word/2015/wordml/symex" xmlns:wpg="http://schemas.microsoft.com/office/word/2010/wordprocessingGroup" xmlns:wpi="http://schemas.microsoft.com/office/word/2010/wordprocessingInk" xmlns:wne="http://schemas.microsoft.com/office/word/2006/wordml" xmlns:wps="http://schemas.microsoft.com/office/word/2010/wordprocessingShape" mc:Ignorable="w14 w15 w16se w16cid w16 w16cex w16sdtdh w16sdtfl w16du wp14">
   <w:abstractNum w:abstractNumId="0" w15:restartNumberingAfterBreak="0">
-    <w:nsid w:val="312523A1"/>
+    <w:nsid w:val="79602394"/>
     <w:multiLevelType w:val="hybridMultilevel"/>
-    <w:tmpl w:val="3C202AE2"/>
-    <w:lvl w:ilvl="0" w:tplc="AAC6D922">
+    <w:tmpl w:val="7FE88162"/>
+    <w:lvl w:ilvl="0" w:tplc="0ECAB106">
       <w:start w:val="1"/>
       <w:numFmt w:val="bullet"/>
       <w:lvlText w:val="●"/>
@@ -1148,7 +1067,7 @@
         <w:ind w:left="720" w:hanging="360"/>
       </w:pPr>
     </w:lvl>
-    <w:lvl w:ilvl="1" w:tplc="68087C2E">
+    <w:lvl w:ilvl="1" w:tplc="CDC48216">
       <w:start w:val="1"/>
       <w:numFmt w:val="bullet"/>
       <w:lvlText w:val="○"/>
@@ -1157,7 +1076,7 @@
         <w:ind w:left="1440" w:hanging="360"/>
       </w:pPr>
     </w:lvl>
-    <w:lvl w:ilvl="2" w:tplc="87820232">
+    <w:lvl w:ilvl="2" w:tplc="FFB69948">
       <w:start w:val="1"/>
       <w:numFmt w:val="bullet"/>
       <w:lvlText w:val="■"/>
@@ -1166,7 +1085,7 @@
         <w:ind w:left="2160" w:hanging="360"/>
       </w:pPr>
     </w:lvl>
-    <w:lvl w:ilvl="3" w:tplc="6FF69FE4">
+    <w:lvl w:ilvl="3" w:tplc="CEFC11E8">
       <w:start w:val="1"/>
       <w:numFmt w:val="bullet"/>
       <w:lvlText w:val="●"/>
@@ -1175,7 +1094,7 @@
         <w:ind w:left="2880" w:hanging="360"/>
       </w:pPr>
     </w:lvl>
-    <w:lvl w:ilvl="4" w:tplc="7C8A4486">
+    <w:lvl w:ilvl="4" w:tplc="6060B58A">
       <w:start w:val="1"/>
       <w:numFmt w:val="bullet"/>
       <w:lvlText w:val="○"/>
@@ -1184,7 +1103,7 @@
         <w:ind w:left="3600" w:hanging="360"/>
       </w:pPr>
     </w:lvl>
-    <w:lvl w:ilvl="5" w:tplc="2370E7A0">
+    <w:lvl w:ilvl="5" w:tplc="E78EE1E8">
       <w:start w:val="1"/>
       <w:numFmt w:val="bullet"/>
       <w:lvlText w:val="■"/>
@@ -1193,7 +1112,7 @@
         <w:ind w:left="4320" w:hanging="360"/>
       </w:pPr>
     </w:lvl>
-    <w:lvl w:ilvl="6" w:tplc="AACE5446">
+    <w:lvl w:ilvl="6" w:tplc="23AE3A88">
       <w:start w:val="1"/>
       <w:numFmt w:val="bullet"/>
       <w:lvlText w:val="●"/>
@@ -1202,7 +1121,7 @@
         <w:ind w:left="5040" w:hanging="360"/>
       </w:pPr>
     </w:lvl>
-    <w:lvl w:ilvl="7" w:tplc="808AA3B8">
+    <w:lvl w:ilvl="7" w:tplc="D430BAFC">
       <w:start w:val="1"/>
       <w:numFmt w:val="bullet"/>
       <w:lvlText w:val="●"/>
@@ -1211,7 +1130,7 @@
         <w:ind w:left="5760" w:hanging="360"/>
       </w:pPr>
     </w:lvl>
-    <w:lvl w:ilvl="8" w:tplc="6A14E096">
+    <w:lvl w:ilvl="8" w:tplc="CBF2C0CC">
       <w:start w:val="1"/>
       <w:numFmt w:val="bullet"/>
       <w:lvlText w:val="●"/>
@@ -1221,7 +1140,7 @@
       </w:pPr>
     </w:lvl>
   </w:abstractNum>
-  <w:num w:numId="1" w16cid:durableId="2063558642">
+  <w:num w:numId="1" w16cid:durableId="571088691">
     <w:abstractNumId w:val="0"/>
     <w:lvlOverride w:ilvl="0">
       <w:startOverride w:val="1"/>
